--- a/zhs/docx/024.content.docx
+++ b/zhs/docx/024.content.docx
@@ -364,18 +364,12 @@
         </w:rPr>
         <w:t>是一个</w:t>
       </w:r>
-      <w:hyperlink r:id="rId14">
-        <w:r>
-          <w:rPr>
-            <w:lang w:val="zh_CN" w:bidi="zh_CN"/>
-          </w:rPr>
-          <w:rPr>
-            <w:color w:val="0000EE"/>
-            <w:u w:val="single"/>
-          </w:rPr>
-          <w:t>王</w:t>
-        </w:r>
-      </w:hyperlink>
+      <w:r>
+        <w:rPr>
+          <w:lang w:val="zh_CN" w:bidi="zh_CN"/>
+        </w:rPr>
+        <w:t>王</w:t>
+      </w:r>
       <w:r>
         <w:rPr>
           <w:lang w:val="zh_CN" w:bidi="zh_CN"/>

--- a/zhs/docx/024.content.docx
+++ b/zhs/docx/024.content.docx
@@ -274,77 +274,6 @@
       </w:r>
     </w:p>
     <w:p>
-      <w:pPr>
-        <w:pStyle w:val="Heading4"/>
-      </w:pPr>
-      <w:r>
-        <w:rPr>
-          <w:lang w:val="zh_CN" w:bidi="zh_CN"/>
-        </w:rPr>
-        <w:t>Audio Content</w:t>
-      </w:r>
-    </w:p>
-    <w:p>
-      <w:pPr/>
-      <w:r>
-        <w:rPr>
-          <w:lang w:val="zh_CN" w:bidi="zh_CN"/>
-        </w:rPr>
-      </w:r>
-      <w:hyperlink r:id="rId13">
-        <w:r>
-          <w:rPr>
-            <w:lang w:val="zh_CN" w:bidi="zh_CN"/>
-          </w:rPr>
-          <w:rPr>
-            <w:color w:val="0000EE"/>
-            <w:u w:val="single"/>
-          </w:rPr>
-          <w:t>mp3 file</w:t>
-        </w:r>
-      </w:hyperlink>
-      <w:r>
-        <w:rPr>
-          <w:lang w:val="zh_CN" w:bidi="zh_CN"/>
-        </w:rPr>
-        <w:t xml:space="preserve"> (None KB)</w:t>
-      </w:r>
-      <w:r>
-        <w:rPr>
-          <w:lang w:val="zh_CN" w:bidi="zh_CN"/>
-        </w:rPr>
-      </w:r>
-      <w:r>
-        <w:rPr>
-          <w:lang w:val="zh_CN" w:bidi="zh_CN"/>
-        </w:rPr>
-      </w:r>
-    </w:p>
-    <w:p>
-      <w:pPr/>
-      <w:r>
-        <w:rPr>
-          <w:lang w:val="zh_CN" w:bidi="zh_CN"/>
-        </w:rPr>
-      </w:r>
-    </w:p>
-    <w:p>
-      <w:pPr>
-        <w:pStyle w:val="Heading2"/>
-      </w:pPr>
-      <w:r>
-        <w:rPr>
-          <w:lang w:val="zh_CN" w:bidi="zh_CN"/>
-        </w:rPr>
-        <w:t>国</w:t>
-      </w:r>
-      <w:r>
-        <w:rPr>
-          <w:lang w:val="zh_CN" w:bidi="zh_CN"/>
-        </w:rPr>
-      </w:r>
-    </w:p>
-    <w:p>
       <w:pPr/>
       <w:r>
         <w:rPr>
@@ -375,77 +304,6 @@
           <w:lang w:val="zh_CN" w:bidi="zh_CN"/>
         </w:rPr>
         <w:t>所统治的领土或人民。</w:t>
-      </w:r>
-      <w:r>
-        <w:rPr>
-          <w:lang w:val="zh_CN" w:bidi="zh_CN"/>
-        </w:rPr>
-      </w:r>
-      <w:r>
-        <w:rPr>
-          <w:lang w:val="zh_CN" w:bidi="zh_CN"/>
-        </w:rPr>
-      </w:r>
-    </w:p>
-    <w:p>
-      <w:pPr/>
-      <w:r>
-        <w:rPr>
-          <w:lang w:val="zh_CN" w:bidi="zh_CN"/>
-        </w:rPr>
-      </w:r>
-    </w:p>
-    <w:p>
-      <w:pPr>
-        <w:pStyle w:val="Heading2"/>
-      </w:pPr>
-      <w:r>
-        <w:rPr>
-          <w:lang w:val="zh_CN" w:bidi="zh_CN"/>
-        </w:rPr>
-        <w:t>国</w:t>
-      </w:r>
-      <w:r>
-        <w:rPr>
-          <w:lang w:val="zh_CN" w:bidi="zh_CN"/>
-        </w:rPr>
-      </w:r>
-    </w:p>
-    <w:p>
-      <w:pPr>
-        <w:pStyle w:val="Heading4"/>
-      </w:pPr>
-      <w:r>
-        <w:rPr>
-          <w:lang w:val="zh_CN" w:bidi="zh_CN"/>
-        </w:rPr>
-        <w:t>Audio Content</w:t>
-      </w:r>
-    </w:p>
-    <w:p>
-      <w:pPr/>
-      <w:r>
-        <w:rPr>
-          <w:lang w:val="zh_CN" w:bidi="zh_CN"/>
-        </w:rPr>
-      </w:r>
-      <w:hyperlink r:id="rId13">
-        <w:r>
-          <w:rPr>
-            <w:lang w:val="zh_CN" w:bidi="zh_CN"/>
-          </w:rPr>
-          <w:rPr>
-            <w:color w:val="0000EE"/>
-            <w:u w:val="single"/>
-          </w:rPr>
-          <w:t>mp3 file</w:t>
-        </w:r>
-      </w:hyperlink>
-      <w:r>
-        <w:rPr>
-          <w:lang w:val="zh_CN" w:bidi="zh_CN"/>
-        </w:rPr>
-        <w:t xml:space="preserve"> (None KB)</w:t>
       </w:r>
       <w:r>
         <w:rPr>

--- a/zhs/docx/024.content.docx
+++ b/zhs/docx/024.content.docx
@@ -293,12 +293,18 @@
         </w:rPr>
         <w:t>是一个</w:t>
       </w:r>
-      <w:r>
-        <w:rPr>
-          <w:lang w:val="zh_CN" w:bidi="zh_CN"/>
-        </w:rPr>
-        <w:t>王</w:t>
-      </w:r>
+      <w:hyperlink r:id="rId13">
+        <w:r>
+          <w:rPr>
+            <w:lang w:val="zh_CN" w:bidi="zh_CN"/>
+          </w:rPr>
+          <w:rPr>
+            <w:color w:val="0000EE"/>
+            <w:u w:val="single"/>
+          </w:rPr>
+          <w:t>王</w:t>
+        </w:r>
+      </w:hyperlink>
       <w:r>
         <w:rPr>
           <w:lang w:val="zh_CN" w:bidi="zh_CN"/>
